--- a/syllabus/fa26/syllabusFa26.docx
+++ b/syllabus/fa26/syllabusFa26.docx
@@ -237,10 +237,7 @@
               </w:rPr>
             </w:pPr>
             <w:r>
-              <w:t xml:space="preserve">Location: </w:t>
-            </w:r>
-            <w:r>
-              <w:t>Manhattan Campus, Room 60</w:t>
+              <w:t>Location: Manhattan Campus, Room 60</w:t>
             </w:r>
             <w:r>
               <w:t>9</w:t>
@@ -289,21 +286,7 @@
         <w:rPr>
           <w:rFonts w:eastAsia="Roboto"/>
         </w:rPr>
-        <w:t xml:space="preserve">This course examines the science, art and practice of information visualization. Emphasis is placed </w:t>
-      </w:r>
-      <w:proofErr w:type="gramStart"/>
-      <w:r>
-        <w:rPr>
-          <w:rFonts w:eastAsia="Roboto"/>
-        </w:rPr>
-        <w:t>on</w:t>
-      </w:r>
-      <w:proofErr w:type="gramEnd"/>
-      <w:r>
-        <w:rPr>
-          <w:rFonts w:eastAsia="Roboto"/>
-        </w:rPr>
-        <w:t xml:space="preserve"> the ways in which position, shape, size, brightness, color, orientation, texture, and motion influence perception of information and facilitate comprehension and analysis of large and complex bodies of information. Topics include cognition and visual perception; the aesthetics of visual media; techniques for processing and manipulating information for the purpose of visualization; studies of spatial, relational, multivariate, time-series, interactive, and other visual approaches; and methods for evaluating information visualizations.</w:t>
+        <w:t>This course examines the science, art and practice of information visualization. Emphasis is placed on the ways in which position, shape, size, brightness, color, orientation, texture, and motion influence perception of information and facilitate comprehension and analysis of large and complex bodies of information. Topics include cognition and visual perception; the aesthetics of visual media; techniques for processing and manipulating information for the purpose of visualization; studies of spatial, relational, multivariate, time-series, interactive, and other visual approaches; and methods for evaluating information visualizations.</w:t>
       </w:r>
     </w:p>
     <w:p>
@@ -451,15 +434,7 @@
         </w:numPr>
       </w:pPr>
       <w:r>
-        <w:t xml:space="preserve">critically discuss information visualizations </w:t>
-      </w:r>
-      <w:proofErr w:type="gramStart"/>
-      <w:r>
-        <w:t>in light of</w:t>
-      </w:r>
-      <w:proofErr w:type="gramEnd"/>
-      <w:r>
-        <w:t xml:space="preserve"> current research and practice.</w:t>
+        <w:t>critically discuss information visualizations in light of current research and practice.</w:t>
       </w:r>
     </w:p>
     <w:p>
@@ -606,15 +581,7 @@
     </w:p>
     <w:p>
       <w:r>
-        <w:t xml:space="preserve">Software is licensed by </w:t>
-      </w:r>
-      <w:proofErr w:type="gramStart"/>
-      <w:r>
-        <w:t>Pratt, or</w:t>
-      </w:r>
-      <w:proofErr w:type="gramEnd"/>
-      <w:r>
-        <w:t xml:space="preserve"> offered with free student versions. Please also see Launchpad (one.pratt.edu) for virtual desktop access to a wide range of licensed software.</w:t>
+        <w:t>Software is licensed by Pratt, or offered with free student versions. Please also see Launchpad (one.pratt.edu) for virtual desktop access to a wide range of licensed software.</w:t>
       </w:r>
     </w:p>
     <w:p>
@@ -778,23 +745,7 @@
                 <w:sz w:val="20"/>
                 <w:szCs w:val="20"/>
               </w:rPr>
-              <w:t xml:space="preserve">students are expected to contribute a visualization critique in which they find and evaluate </w:t>
-            </w:r>
-            <w:proofErr w:type="gramStart"/>
-            <w:r>
-              <w:rPr>
-                <w:sz w:val="20"/>
-                <w:szCs w:val="20"/>
-              </w:rPr>
-              <w:t>a data</w:t>
-            </w:r>
-            <w:proofErr w:type="gramEnd"/>
-            <w:r>
-              <w:rPr>
-                <w:sz w:val="20"/>
-                <w:szCs w:val="20"/>
-              </w:rPr>
-              <w:t xml:space="preserve"> visualization to the discussion board on Canvas.</w:t>
+              <w:t>students are expected to contribute a visualization critique in which they find and evaluate a data visualization to the discussion board on Canvas.</w:t>
             </w:r>
           </w:p>
         </w:tc>
@@ -978,56 +929,7 @@
                 <w:sz w:val="20"/>
                 <w:szCs w:val="20"/>
               </w:rPr>
-              <w:t>We’ll</w:t>
-            </w:r>
-            <w:r>
-              <w:rPr>
-                <w:sz w:val="20"/>
-                <w:szCs w:val="20"/>
-              </w:rPr>
-              <w:t xml:space="preserve"> </w:t>
-            </w:r>
-            <w:r>
-              <w:rPr>
-                <w:sz w:val="20"/>
-                <w:szCs w:val="20"/>
-              </w:rPr>
-              <w:t>work on this throughout the semester,</w:t>
-            </w:r>
-            <w:r>
-              <w:rPr>
-                <w:sz w:val="20"/>
-                <w:szCs w:val="20"/>
-              </w:rPr>
-              <w:t xml:space="preserve"> </w:t>
-            </w:r>
-            <w:r>
-              <w:rPr>
-                <w:sz w:val="20"/>
-                <w:szCs w:val="20"/>
-              </w:rPr>
-              <w:t>with a series of</w:t>
-            </w:r>
-            <w:r>
-              <w:rPr>
-                <w:sz w:val="20"/>
-                <w:szCs w:val="20"/>
-              </w:rPr>
-              <w:t xml:space="preserve"> </w:t>
-            </w:r>
-            <w:r>
-              <w:rPr>
-                <w:sz w:val="20"/>
-                <w:szCs w:val="20"/>
-              </w:rPr>
-              <w:t xml:space="preserve">workshops. The graded </w:t>
-            </w:r>
-            <w:r>
-              <w:rPr>
-                <w:sz w:val="20"/>
-                <w:szCs w:val="20"/>
-              </w:rPr>
-              <w:t>components include:</w:t>
+              <w:t>We’ll work on this throughout the semester, with a series of workshops. The graded components include:</w:t>
             </w:r>
           </w:p>
           <w:p>
@@ -1047,23 +949,7 @@
                 <w:sz w:val="20"/>
                 <w:szCs w:val="20"/>
               </w:rPr>
-              <w:t>an oral presentation (</w:t>
-            </w:r>
-            <w:proofErr w:type="gramStart"/>
-            <w:r>
-              <w:rPr>
-                <w:sz w:val="20"/>
-                <w:szCs w:val="20"/>
-              </w:rPr>
-              <w:t>due</w:t>
-            </w:r>
-            <w:proofErr w:type="gramEnd"/>
-            <w:r>
-              <w:rPr>
-                <w:sz w:val="20"/>
-                <w:szCs w:val="20"/>
-              </w:rPr>
-              <w:t xml:space="preserve"> last day of class)</w:t>
+              <w:t>an oral presentation (due last day of class)</w:t>
             </w:r>
           </w:p>
           <w:p>
@@ -2801,27 +2687,7 @@
                 <w:sz w:val="20"/>
                 <w:szCs w:val="20"/>
               </w:rPr>
-              <w:t xml:space="preserve">Workshop: </w:t>
-            </w:r>
-            <w:proofErr w:type="spellStart"/>
-            <w:r>
-              <w:rPr>
-                <w:rFonts w:eastAsia="Times New Roman"/>
-                <w:color w:val="000000"/>
-                <w:sz w:val="20"/>
-                <w:szCs w:val="20"/>
-              </w:rPr>
-              <w:t>Datawrapper</w:t>
-            </w:r>
-            <w:proofErr w:type="spellEnd"/>
-            <w:r>
-              <w:rPr>
-                <w:rFonts w:eastAsia="Times New Roman"/>
-                <w:color w:val="000000"/>
-                <w:sz w:val="20"/>
-                <w:szCs w:val="20"/>
-              </w:rPr>
-              <w:t xml:space="preserve"> pt. 1</w:t>
+              <w:t>Workshop: Datawrapper pt. 1</w:t>
             </w:r>
           </w:p>
         </w:tc>
@@ -3036,27 +2902,7 @@
                 <w:sz w:val="20"/>
                 <w:szCs w:val="20"/>
               </w:rPr>
-              <w:t xml:space="preserve">Workshop: </w:t>
-            </w:r>
-            <w:proofErr w:type="spellStart"/>
-            <w:r>
-              <w:rPr>
-                <w:rFonts w:eastAsia="Times New Roman"/>
-                <w:color w:val="000000"/>
-                <w:sz w:val="20"/>
-                <w:szCs w:val="20"/>
-              </w:rPr>
-              <w:t>Datawrapper</w:t>
-            </w:r>
-            <w:proofErr w:type="spellEnd"/>
-            <w:r>
-              <w:rPr>
-                <w:rFonts w:eastAsia="Times New Roman"/>
-                <w:color w:val="000000"/>
-                <w:sz w:val="20"/>
-                <w:szCs w:val="20"/>
-              </w:rPr>
-              <w:t xml:space="preserve"> pt 2</w:t>
+              <w:t>Workshop: Datawrapper pt 2</w:t>
             </w:r>
           </w:p>
         </w:tc>
@@ -3243,19 +3089,8 @@
                 <w:sz w:val="20"/>
                 <w:szCs w:val="20"/>
               </w:rPr>
-              <w:t xml:space="preserve">Workshop: Tech check – Google </w:t>
-            </w:r>
-            <w:proofErr w:type="spellStart"/>
-            <w:r>
-              <w:rPr>
-                <w:rFonts w:eastAsia="Times New Roman"/>
-                <w:color w:val="000000"/>
-                <w:sz w:val="20"/>
-                <w:szCs w:val="20"/>
-              </w:rPr>
-              <w:t>Colab</w:t>
-            </w:r>
-            <w:proofErr w:type="spellEnd"/>
+              <w:t>Workshop: Tech check – Google Colab</w:t>
+            </w:r>
           </w:p>
         </w:tc>
         <w:tc>
@@ -3805,39 +3640,8 @@
                 <w:sz w:val="20"/>
                 <w:szCs w:val="20"/>
               </w:rPr>
-              <w:t xml:space="preserve">Workshop: Seaborn, </w:t>
-            </w:r>
-            <w:proofErr w:type="spellStart"/>
-            <w:r>
-              <w:rPr>
-                <w:rFonts w:eastAsia="Times New Roman"/>
-                <w:color w:val="000000"/>
-                <w:sz w:val="20"/>
-                <w:szCs w:val="20"/>
-              </w:rPr>
-              <w:t>MatplotLib</w:t>
-            </w:r>
-            <w:proofErr w:type="spellEnd"/>
-            <w:r>
-              <w:rPr>
-                <w:rFonts w:eastAsia="Times New Roman"/>
-                <w:color w:val="000000"/>
-                <w:sz w:val="20"/>
-                <w:szCs w:val="20"/>
-              </w:rPr>
-              <w:t xml:space="preserve">, </w:t>
-            </w:r>
-            <w:proofErr w:type="spellStart"/>
-            <w:r>
-              <w:rPr>
-                <w:rFonts w:eastAsia="Times New Roman"/>
-                <w:color w:val="000000"/>
-                <w:sz w:val="20"/>
-                <w:szCs w:val="20"/>
-              </w:rPr>
-              <w:t>Scipy</w:t>
-            </w:r>
-            <w:proofErr w:type="spellEnd"/>
+              <w:t>Workshop: Seaborn, MatplotLib, Scipy</w:t>
+            </w:r>
           </w:p>
         </w:tc>
         <w:tc>
@@ -4047,27 +3851,7 @@
                   <w:sz w:val="20"/>
                   <w:szCs w:val="20"/>
                 </w:rPr>
-                <w:t xml:space="preserve">Three Things You Can </w:t>
-              </w:r>
-              <w:proofErr w:type="gramStart"/>
-              <w:r>
-                <w:rPr>
-                  <w:rStyle w:val="Hyperlink"/>
-                  <w:rFonts w:eastAsia="Times New Roman"/>
-                  <w:sz w:val="20"/>
-                  <w:szCs w:val="20"/>
-                </w:rPr>
-                <w:t>do</w:t>
-              </w:r>
-              <w:proofErr w:type="gramEnd"/>
-              <w:r>
-                <w:rPr>
-                  <w:rStyle w:val="Hyperlink"/>
-                  <w:rFonts w:eastAsia="Times New Roman"/>
-                  <w:sz w:val="20"/>
-                  <w:szCs w:val="20"/>
-                </w:rPr>
-                <w:t xml:space="preserve"> to Make Your Data Tables More Visual</w:t>
+                <w:t>Three Things You Can do to Make Your Data Tables More Visual</w:t>
               </w:r>
             </w:hyperlink>
           </w:p>
@@ -4185,27 +3969,7 @@
                 <w:sz w:val="20"/>
                 <w:szCs w:val="20"/>
               </w:rPr>
-              <w:t xml:space="preserve">Workshop: </w:t>
-            </w:r>
-            <w:proofErr w:type="spellStart"/>
-            <w:r>
-              <w:rPr>
-                <w:rFonts w:eastAsia="Times New Roman"/>
-                <w:color w:val="000000"/>
-                <w:sz w:val="20"/>
-                <w:szCs w:val="20"/>
-              </w:rPr>
-              <w:t>Plotly</w:t>
-            </w:r>
-            <w:proofErr w:type="spellEnd"/>
-            <w:r>
-              <w:rPr>
-                <w:rFonts w:eastAsia="Times New Roman"/>
-                <w:color w:val="000000"/>
-                <w:sz w:val="20"/>
-                <w:szCs w:val="20"/>
-              </w:rPr>
-              <w:t xml:space="preserve">; Present ideas for final project </w:t>
+              <w:t xml:space="preserve">Workshop: Plotly; Present ideas for final project </w:t>
             </w:r>
           </w:p>
         </w:tc>
@@ -4341,39 +4105,8 @@
                 <w:sz w:val="20"/>
                 <w:szCs w:val="20"/>
               </w:rPr>
-              <w:t xml:space="preserve">Workshop: </w:t>
-            </w:r>
-            <w:proofErr w:type="spellStart"/>
-            <w:r>
-              <w:rPr>
-                <w:rFonts w:eastAsia="Times New Roman"/>
-                <w:color w:val="000000"/>
-                <w:sz w:val="20"/>
-                <w:szCs w:val="20"/>
-              </w:rPr>
-              <w:t>Plotly</w:t>
-            </w:r>
-            <w:proofErr w:type="spellEnd"/>
-            <w:r>
-              <w:rPr>
-                <w:rFonts w:eastAsia="Times New Roman"/>
-                <w:color w:val="000000"/>
-                <w:sz w:val="20"/>
-                <w:szCs w:val="20"/>
-              </w:rPr>
-              <w:t xml:space="preserve">, </w:t>
-            </w:r>
-            <w:proofErr w:type="spellStart"/>
-            <w:r>
-              <w:rPr>
-                <w:rFonts w:eastAsia="Times New Roman"/>
-                <w:color w:val="000000"/>
-                <w:sz w:val="20"/>
-                <w:szCs w:val="20"/>
-              </w:rPr>
-              <w:t>geopandas</w:t>
-            </w:r>
-            <w:proofErr w:type="spellEnd"/>
+              <w:t>Workshop: Plotly, geopandas</w:t>
+            </w:r>
           </w:p>
         </w:tc>
         <w:tc>
@@ -4431,27 +4164,7 @@
                   <w:sz w:val="20"/>
                   <w:szCs w:val="20"/>
                 </w:rPr>
-                <w:t>Towards a Better Way: The “</w:t>
-              </w:r>
-              <w:proofErr w:type="spellStart"/>
-              <w:r>
-                <w:rPr>
-                  <w:rStyle w:val="Hyperlink"/>
-                  <w:rFonts w:eastAsia="Times New Roman"/>
-                  <w:sz w:val="20"/>
-                  <w:szCs w:val="20"/>
-                </w:rPr>
-                <w:t>Vignelli</w:t>
-              </w:r>
-              <w:proofErr w:type="spellEnd"/>
-              <w:r>
-                <w:rPr>
-                  <w:rStyle w:val="Hyperlink"/>
-                  <w:rFonts w:eastAsia="Times New Roman"/>
-                  <w:sz w:val="20"/>
-                  <w:szCs w:val="20"/>
-                </w:rPr>
-                <w:t>” Map at 50</w:t>
+                <w:t>Towards a Better Way: The “Vignelli” Map at 50</w:t>
               </w:r>
             </w:hyperlink>
           </w:p>
@@ -4537,7 +4250,7 @@
                 <w:sz w:val="20"/>
                 <w:szCs w:val="20"/>
               </w:rPr>
-              <w:t>Lecture: Network data?</w:t>
+              <w:t>Lecture: Network data</w:t>
             </w:r>
           </w:p>
           <w:p>
@@ -4561,27 +4274,7 @@
                 <w:szCs w:val="20"/>
               </w:rPr>
               <w:lastRenderedPageBreak/>
-              <w:t xml:space="preserve">Workshop: Visualizing networks in </w:t>
-            </w:r>
-            <w:proofErr w:type="spellStart"/>
-            <w:r>
-              <w:rPr>
-                <w:rFonts w:eastAsia="Times New Roman"/>
-                <w:color w:val="000000"/>
-                <w:sz w:val="20"/>
-                <w:szCs w:val="20"/>
-              </w:rPr>
-              <w:t>Networkx</w:t>
-            </w:r>
-            <w:proofErr w:type="spellEnd"/>
-            <w:r>
-              <w:rPr>
-                <w:rFonts w:eastAsia="Times New Roman"/>
-                <w:color w:val="000000"/>
-                <w:sz w:val="20"/>
-                <w:szCs w:val="20"/>
-              </w:rPr>
-              <w:t xml:space="preserve"> (python) and Gephi; Final project data sources.</w:t>
+              <w:t>Workshop: Visualizing networks in Networkx (python); Final project data sources.</w:t>
             </w:r>
           </w:p>
         </w:tc>
@@ -4723,7 +4416,29 @@
                 <w:sz w:val="20"/>
                 <w:szCs w:val="20"/>
               </w:rPr>
-              <w:t>Dallas guest lecture – AI at Amazon Web Services</w:t>
+              <w:t>Guest</w:t>
+            </w:r>
+            <w:r>
+              <w:rPr>
+                <w:rFonts w:eastAsia="Times New Roman"/>
+                <w:b/>
+                <w:bCs/>
+                <w:color w:val="000000"/>
+                <w:sz w:val="20"/>
+                <w:szCs w:val="20"/>
+              </w:rPr>
+              <w:t xml:space="preserve"> lecture – </w:t>
+            </w:r>
+            <w:r>
+              <w:rPr>
+                <w:rFonts w:eastAsia="Times New Roman"/>
+                <w:b/>
+                <w:bCs/>
+                <w:color w:val="000000"/>
+                <w:sz w:val="20"/>
+                <w:szCs w:val="20"/>
+              </w:rPr>
+              <w:t>TBD</w:t>
             </w:r>
           </w:p>
           <w:p>
@@ -4866,7 +4581,29 @@
                 <w:sz w:val="20"/>
                 <w:szCs w:val="20"/>
               </w:rPr>
-              <w:t>Will guest lecture – p5.js</w:t>
+              <w:t>Guest</w:t>
+            </w:r>
+            <w:r>
+              <w:rPr>
+                <w:rFonts w:eastAsia="Times New Roman"/>
+                <w:b/>
+                <w:bCs/>
+                <w:color w:val="000000"/>
+                <w:sz w:val="20"/>
+                <w:szCs w:val="20"/>
+              </w:rPr>
+              <w:t xml:space="preserve"> lecture – </w:t>
+            </w:r>
+            <w:r>
+              <w:rPr>
+                <w:rFonts w:eastAsia="Times New Roman"/>
+                <w:b/>
+                <w:bCs/>
+                <w:color w:val="000000"/>
+                <w:sz w:val="20"/>
+                <w:szCs w:val="20"/>
+              </w:rPr>
+              <w:t>TBD</w:t>
             </w:r>
           </w:p>
           <w:p>
@@ -5167,15 +4904,7 @@
         <w:spacing w:line="240" w:lineRule="auto"/>
       </w:pPr>
       <w:r>
-        <w:t xml:space="preserve">Academic integrity at Pratt means using your </w:t>
-      </w:r>
-      <w:proofErr w:type="gramStart"/>
-      <w:r>
-        <w:t>own and</w:t>
-      </w:r>
-      <w:proofErr w:type="gramEnd"/>
-      <w:r>
-        <w:t xml:space="preserve"> original ideas in creating academic work. It also means that if you use the ideas or influence of others in your work, you must acknowledge them.</w:t>
+        <w:t>Academic integrity at Pratt means using your own and original ideas in creating academic work. It also means that if you use the ideas or influence of others in your work, you must acknowledge them.</w:t>
       </w:r>
     </w:p>
     <w:p>
@@ -5332,15 +5061,7 @@
         <w:ind w:left="720" w:right="559"/>
       </w:pPr>
       <w:r>
-        <w:t xml:space="preserve">The supplying or receiving of completed work </w:t>
-      </w:r>
-      <w:proofErr w:type="gramStart"/>
-      <w:r>
-        <w:t>including</w:t>
-      </w:r>
-      <w:proofErr w:type="gramEnd"/>
-      <w:r>
-        <w:t xml:space="preserve"> papers, projects, outlines, </w:t>
+        <w:t xml:space="preserve">The supplying or receiving of completed work including papers, projects, outlines, </w:t>
       </w:r>
       <w:r>
         <w:lastRenderedPageBreak/>
@@ -5378,23 +5099,7 @@
         <w:ind w:left="720" w:right="606"/>
       </w:pPr>
       <w:r>
-        <w:t xml:space="preserve">The unauthorized </w:t>
-      </w:r>
-      <w:proofErr w:type="gramStart"/>
-      <w:r>
-        <w:t>supplying</w:t>
-      </w:r>
-      <w:proofErr w:type="gramEnd"/>
-      <w:r>
-        <w:t xml:space="preserve"> or </w:t>
-      </w:r>
-      <w:proofErr w:type="gramStart"/>
-      <w:r>
-        <w:t>receiving of</w:t>
-      </w:r>
-      <w:proofErr w:type="gramEnd"/>
-      <w:r>
-        <w:t xml:space="preserve"> information about the form or content of an examination.</w:t>
+        <w:t>The unauthorized supplying or receiving of information about the form or content of an examination.</w:t>
       </w:r>
     </w:p>
     <w:p>
@@ -5570,15 +5275,7 @@
         <w:spacing w:line="240" w:lineRule="auto"/>
       </w:pPr>
       <w:r>
-        <w:t xml:space="preserve">Consistent attendance is essential for the completion of any course or program and is a precondition for passing a course. Attendance alone cannot count as a specific portion of a student’s grade, though class participation may be counted as part of a student’s grade. A student’s final grade may be lowered </w:t>
-      </w:r>
-      <w:proofErr w:type="gramStart"/>
-      <w:r>
-        <w:t>as a result of</w:t>
-      </w:r>
-      <w:proofErr w:type="gramEnd"/>
-      <w:r>
-        <w:t xml:space="preserve"> absences, at the discretion of the instructor and as specified on their syllabus. Repeated absences may result in a failing grade. For full details, see Pratt’s </w:t>
+        <w:t xml:space="preserve">Consistent attendance is essential for the completion of any course or program and is a precondition for passing a course. Attendance alone cannot count as a specific portion of a student’s grade, though class participation may be counted as part of a student’s grade. A student’s final grade may be lowered as a result of absences, at the discretion of the instructor and as specified on their syllabus. Repeated absences may result in a failing grade. For full details, see Pratt’s </w:t>
       </w:r>
       <w:hyperlink r:id="rId22">
         <w:r>
@@ -5767,21 +5464,7 @@
         <w:rPr>
           <w:color w:val="212121"/>
         </w:rPr>
-        <w:t xml:space="preserve"> coordinates access for students with disabilities. Students who identify as having any type of disability are entitled and encouraged to enroll with the L/AC </w:t>
-      </w:r>
-      <w:proofErr w:type="gramStart"/>
-      <w:r>
-        <w:rPr>
-          <w:color w:val="212121"/>
-        </w:rPr>
-        <w:t>in order to</w:t>
-      </w:r>
-      <w:proofErr w:type="gramEnd"/>
-      <w:r>
-        <w:rPr>
-          <w:color w:val="212121"/>
-        </w:rPr>
-        <w:t xml:space="preserve"> determine and implement reasonable accommodations. Contact the Learning/Access Center at </w:t>
+        <w:t xml:space="preserve"> coordinates access for students with disabilities. Students who identify as having any type of disability are entitled and encouraged to enroll with the L/AC in order to determine and implement reasonable accommodations. Contact the Learning/Access Center at </w:t>
       </w:r>
       <w:hyperlink r:id="rId29">
         <w:r>
@@ -5836,23 +5519,7 @@
         </w:r>
       </w:hyperlink>
       <w:r>
-        <w:t xml:space="preserve">. Title IX also covers </w:t>
-      </w:r>
-      <w:proofErr w:type="gramStart"/>
-      <w:r>
-        <w:t>accommodations</w:t>
-      </w:r>
-      <w:proofErr w:type="gramEnd"/>
-      <w:r>
-        <w:t xml:space="preserve"> for pregnancy and related conditions and/or parental status. Should you require </w:t>
-      </w:r>
-      <w:proofErr w:type="gramStart"/>
-      <w:r>
-        <w:t>a reasonable</w:t>
-      </w:r>
-      <w:proofErr w:type="gramEnd"/>
-      <w:r>
-        <w:t xml:space="preserve"> accommodation because of such status, please contact the </w:t>
+        <w:t xml:space="preserve">. Title IX also covers accommodations for pregnancy and related conditions and/or parental status. Should you require a reasonable accommodation because of such status, please contact the </w:t>
       </w:r>
       <w:hyperlink r:id="rId32">
         <w:r>
@@ -5864,15 +5531,7 @@
         </w:r>
       </w:hyperlink>
       <w:r>
-        <w:t xml:space="preserve"> for assistance in obtaining </w:t>
-      </w:r>
-      <w:proofErr w:type="gramStart"/>
-      <w:r>
-        <w:t>accommodations</w:t>
-      </w:r>
-      <w:proofErr w:type="gramEnd"/>
-      <w:r>
-        <w:t xml:space="preserve">. </w:t>
+        <w:t xml:space="preserve"> for assistance in obtaining accommodations. </w:t>
       </w:r>
     </w:p>
     <w:p>
@@ -6034,15 +5693,7 @@
         </w:r>
       </w:hyperlink>
       <w:r>
-        <w:t xml:space="preserve">. If you or anyone you know experiences overwhelming academic stress, </w:t>
-      </w:r>
-      <w:proofErr w:type="gramStart"/>
-      <w:r>
-        <w:t>persistent difficult</w:t>
-      </w:r>
-      <w:proofErr w:type="gramEnd"/>
-      <w:r>
-        <w:t xml:space="preserve"> feelings, or challenging life events, the Counseling Center can be reached 24/7 by calling 718.687.5356. To schedule a consultation, please call or email </w:t>
+        <w:t xml:space="preserve">. If you or anyone you know experiences overwhelming academic stress, persistent difficult feelings, or challenging life events, the Counseling Center can be reached 24/7 by calling 718.687.5356. To schedule a consultation, please call or email </w:t>
       </w:r>
       <w:hyperlink r:id="rId41">
         <w:r>
@@ -6145,15 +5796,7 @@
         </w:r>
       </w:hyperlink>
       <w:r>
-        <w:t xml:space="preserve"> section of </w:t>
-      </w:r>
-      <w:proofErr w:type="spellStart"/>
-      <w:r>
-        <w:t>OnePratt</w:t>
-      </w:r>
-      <w:proofErr w:type="spellEnd"/>
-      <w:r>
-        <w:t>.</w:t>
+        <w:t xml:space="preserve"> section of OnePratt.</w:t>
       </w:r>
     </w:p>
     <w:p>
